--- a/reports/令和５年度大社協事業計画書.docx
+++ b/reports/令和５年度大社協事業計画書.docx
@@ -1,6 +1,6 @@
 
 <file path=word/document.xml><?xml version="1.0" encoding="utf-8"?>
-<w:document xmlns:wpc="http://schemas.microsoft.com/office/word/2010/wordprocessingCanvas" xmlns:cx="http://schemas.microsoft.com/office/drawing/2014/chartex" xmlns:cx1="http://schemas.microsoft.com/office/drawing/2015/9/8/chartex" xmlns:cx2="http://schemas.microsoft.com/office/drawing/2015/10/21/chartex" xmlns:cx3="http://schemas.microsoft.com/office/drawing/2016/5/9/chartex" xmlns:cx4="http://schemas.microsoft.com/office/drawing/2016/5/10/chartex" xmlns:cx5="http://schemas.microsoft.com/office/drawing/2016/5/11/chartex" xmlns:cx6="http://schemas.microsoft.com/office/drawing/2016/5/12/chartex" xmlns:cx7="http://schemas.microsoft.com/office/drawing/2016/5/13/chartex" xmlns:cx8="http://schemas.microsoft.com/office/drawing/2016/5/14/chartex" xmlns:mc="http://schemas.openxmlformats.org/markup-compatibility/2006" xmlns:aink="http://schemas.microsoft.com/office/drawing/2016/ink" xmlns:am3d="http://schemas.microsoft.com/office/drawing/2017/model3d" xmlns:o="urn:schemas-microsoft-com:office:office" xmlns:oel="http://schemas.microsoft.com/office/2019/extlst" xmlns:r="http://schemas.openxmlformats.org/officeDocument/2006/relationships" xmlns:m="http://schemas.openxmlformats.org/officeDocument/2006/math" xmlns:v="urn:schemas-microsoft-com:vml" xmlns:wp14="http://schemas.microsoft.com/office/word/2010/wordprocessingDrawing" xmlns:wp="http://schemas.openxmlformats.org/drawingml/2006/wordprocessingDrawing" xmlns:w10="urn:schemas-microsoft-com:office:word" xmlns:w="http://schemas.openxmlformats.org/wordprocessingml/2006/main" xmlns:w14="http://schemas.microsoft.com/office/word/2010/wordml" xmlns:w15="http://schemas.microsoft.com/office/word/2012/wordml" xmlns:w16cex="http://schemas.microsoft.com/office/word/2018/wordml/cex" xmlns:w16cid="http://schemas.microsoft.com/office/word/2016/wordml/cid" xmlns:w16="http://schemas.microsoft.com/office/word/2018/wordml" xmlns:w16sdtdh="http://schemas.microsoft.com/office/word/2020/wordml/sdtdatahash" xmlns:w16se="http://schemas.microsoft.com/office/word/2015/wordml/symex" xmlns:wpg="http://schemas.microsoft.com/office/word/2010/wordprocessingGroup" xmlns:wpi="http://schemas.microsoft.com/office/word/2010/wordprocessingInk" xmlns:wne="http://schemas.microsoft.com/office/word/2006/wordml" xmlns:wps="http://schemas.microsoft.com/office/word/2010/wordprocessingShape" mc:Ignorable="w14 w15 w16se w16cid w16 w16cex w16sdtdh wp14">
+<w:document xmlns:wpc="http://schemas.microsoft.com/office/word/2010/wordprocessingCanvas" xmlns:cx="http://schemas.microsoft.com/office/drawing/2014/chartex" xmlns:cx1="http://schemas.microsoft.com/office/drawing/2015/9/8/chartex" xmlns:cx2="http://schemas.microsoft.com/office/drawing/2015/10/21/chartex" xmlns:cx3="http://schemas.microsoft.com/office/drawing/2016/5/9/chartex" xmlns:cx4="http://schemas.microsoft.com/office/drawing/2016/5/10/chartex" xmlns:cx5="http://schemas.microsoft.com/office/drawing/2016/5/11/chartex" xmlns:cx6="http://schemas.microsoft.com/office/drawing/2016/5/12/chartex" xmlns:cx7="http://schemas.microsoft.com/office/drawing/2016/5/13/chartex" xmlns:cx8="http://schemas.microsoft.com/office/drawing/2016/5/14/chartex" xmlns:mc="http://schemas.openxmlformats.org/markup-compatibility/2006" xmlns:aink="http://schemas.microsoft.com/office/drawing/2016/ink" xmlns:am3d="http://schemas.microsoft.com/office/drawing/2017/model3d" xmlns:o="urn:schemas-microsoft-com:office:office" xmlns:oel="http://schemas.microsoft.com/office/2019/extlst" xmlns:r="http://schemas.openxmlformats.org/officeDocument/2006/relationships" xmlns:m="http://schemas.openxmlformats.org/officeDocument/2006/math" xmlns:v="urn:schemas-microsoft-com:vml" xmlns:wp14="http://schemas.microsoft.com/office/word/2010/wordprocessingDrawing" xmlns:wp="http://schemas.openxmlformats.org/drawingml/2006/wordprocessingDrawing" xmlns:w10="urn:schemas-microsoft-com:office:word" xmlns:w="http://schemas.openxmlformats.org/wordprocessingml/2006/main" xmlns:w14="http://schemas.microsoft.com/office/word/2010/wordml" xmlns:w15="http://schemas.microsoft.com/office/word/2012/wordml" xmlns:w16cex="http://schemas.microsoft.com/office/word/2018/wordml/cex" xmlns:w16cid="http://schemas.microsoft.com/office/word/2016/wordml/cid" xmlns:w16="http://schemas.microsoft.com/office/word/2018/wordml" xmlns:w16du="http://schemas.microsoft.com/office/word/2023/wordml/word16du" xmlns:w16sdtdh="http://schemas.microsoft.com/office/word/2020/wordml/sdtdatahash" xmlns:w16sdtfl="http://schemas.microsoft.com/office/word/2024/wordml/sdtformatlock" xmlns:w16se="http://schemas.microsoft.com/office/word/2015/wordml/symex" xmlns:wpg="http://schemas.microsoft.com/office/word/2010/wordprocessingGroup" xmlns:wpi="http://schemas.microsoft.com/office/word/2010/wordprocessingInk" xmlns:wne="http://schemas.microsoft.com/office/word/2006/wordml" xmlns:wps="http://schemas.microsoft.com/office/word/2010/wordprocessingShape" mc:Ignorable="w14 w15 w16se w16cid w16 w16cex w16sdtdh w16sdtfl w16du wp14">
   <w:body>
     <w:p>
       <w:pPr>
@@ -1449,7 +1449,7 @@
         </w:tabs>
         <w:ind w:rightChars="-38" w:right="-80"/>
         <w:rPr>
-          <w:rFonts w:ascii="游ゴシック" w:eastAsia="游ゴシック" w:hAnsi="游ゴシック"/>
+          <w:rFonts w:ascii="Yu Gothic" w:eastAsia="Yu Gothic" w:hAnsi="Yu Gothic"/>
           <w:b/>
           <w:bCs/>
           <w:sz w:val="24"/>
@@ -1457,7 +1457,7 @@
       </w:pPr>
       <w:r>
         <w:rPr>
-          <w:rFonts w:ascii="游ゴシック" w:eastAsia="游ゴシック" w:hAnsi="游ゴシック" w:hint="eastAsia"/>
+          <w:rFonts w:ascii="Yu Gothic" w:eastAsia="Yu Gothic" w:hAnsi="Yu Gothic" w:hint="eastAsia"/>
           <w:b/>
           <w:bCs/>
           <w:sz w:val="24"/>
@@ -1466,7 +1466,7 @@
       </w:r>
       <w:r>
         <w:rPr>
-          <w:rFonts w:ascii="游ゴシック" w:eastAsia="游ゴシック" w:hAnsi="游ゴシック" w:hint="eastAsia"/>
+          <w:rFonts w:ascii="Yu Gothic" w:eastAsia="Yu Gothic" w:hAnsi="Yu Gothic" w:hint="eastAsia"/>
           <w:b/>
           <w:bCs/>
           <w:sz w:val="24"/>
@@ -1618,7 +1618,7 @@
         <w:spacing w:line="300" w:lineRule="exact"/>
         <w:ind w:rightChars="-38" w:right="-80"/>
         <w:rPr>
-          <w:rFonts w:ascii="游ゴシック" w:eastAsia="游ゴシック" w:hAnsi="游ゴシック"/>
+          <w:rFonts w:ascii="Yu Gothic" w:eastAsia="Yu Gothic" w:hAnsi="Yu Gothic"/>
           <w:b/>
           <w:bCs/>
           <w:sz w:val="24"/>
@@ -1626,7 +1626,7 @@
       </w:pPr>
       <w:r>
         <w:rPr>
-          <w:rFonts w:ascii="游ゴシック" w:eastAsia="游ゴシック" w:hAnsi="游ゴシック" w:hint="eastAsia"/>
+          <w:rFonts w:ascii="Yu Gothic" w:eastAsia="Yu Gothic" w:hAnsi="Yu Gothic" w:hint="eastAsia"/>
           <w:b/>
           <w:bCs/>
           <w:sz w:val="24"/>
@@ -1825,7 +1825,7 @@
         <w:spacing w:line="300" w:lineRule="exact"/>
         <w:ind w:rightChars="-38" w:right="-80"/>
         <w:rPr>
-          <w:rFonts w:ascii="游ゴシック" w:eastAsia="游ゴシック" w:hAnsi="游ゴシック"/>
+          <w:rFonts w:ascii="Yu Gothic" w:eastAsia="Yu Gothic" w:hAnsi="Yu Gothic"/>
           <w:b/>
           <w:bCs/>
           <w:sz w:val="24"/>
@@ -1833,7 +1833,7 @@
       </w:pPr>
       <w:r>
         <w:rPr>
-          <w:rFonts w:ascii="游ゴシック" w:eastAsia="游ゴシック" w:hAnsi="游ゴシック" w:hint="eastAsia"/>
+          <w:rFonts w:ascii="Yu Gothic" w:eastAsia="Yu Gothic" w:hAnsi="Yu Gothic" w:hint="eastAsia"/>
           <w:b/>
           <w:bCs/>
           <w:sz w:val="24"/>
@@ -1842,7 +1842,7 @@
       </w:r>
       <w:r>
         <w:rPr>
-          <w:rFonts w:ascii="游ゴシック" w:eastAsia="游ゴシック" w:hAnsi="游ゴシック" w:hint="eastAsia"/>
+          <w:rFonts w:ascii="Yu Gothic" w:eastAsia="Yu Gothic" w:hAnsi="Yu Gothic" w:hint="eastAsia"/>
           <w:b/>
           <w:bCs/>
           <w:sz w:val="24"/>
@@ -1911,7 +1911,7 @@
         <w:spacing w:line="300" w:lineRule="exact"/>
         <w:ind w:rightChars="-38" w:right="-80"/>
         <w:rPr>
-          <w:rFonts w:ascii="游ゴシック" w:eastAsia="游ゴシック" w:hAnsi="游ゴシック"/>
+          <w:rFonts w:ascii="Yu Gothic" w:eastAsia="Yu Gothic" w:hAnsi="Yu Gothic"/>
           <w:b/>
           <w:bCs/>
           <w:sz w:val="24"/>
@@ -1919,7 +1919,7 @@
       </w:pPr>
       <w:r>
         <w:rPr>
-          <w:rFonts w:ascii="游ゴシック" w:eastAsia="游ゴシック" w:hAnsi="游ゴシック" w:hint="eastAsia"/>
+          <w:rFonts w:ascii="Yu Gothic" w:eastAsia="Yu Gothic" w:hAnsi="Yu Gothic" w:hint="eastAsia"/>
           <w:b/>
           <w:bCs/>
           <w:sz w:val="24"/>
@@ -2117,7 +2117,7 @@
         <w:spacing w:line="300" w:lineRule="exact"/>
         <w:ind w:rightChars="-38" w:right="-80"/>
         <w:rPr>
-          <w:rFonts w:ascii="游ゴシック" w:eastAsia="游ゴシック" w:hAnsi="游ゴシック"/>
+          <w:rFonts w:ascii="Yu Gothic" w:eastAsia="Yu Gothic" w:hAnsi="Yu Gothic"/>
           <w:b/>
           <w:bCs/>
           <w:sz w:val="24"/>
@@ -2125,7 +2125,7 @@
       </w:pPr>
       <w:r>
         <w:rPr>
-          <w:rFonts w:ascii="游ゴシック" w:eastAsia="游ゴシック" w:hAnsi="游ゴシック" w:hint="eastAsia"/>
+          <w:rFonts w:ascii="Yu Gothic" w:eastAsia="Yu Gothic" w:hAnsi="Yu Gothic" w:hint="eastAsia"/>
           <w:b/>
           <w:bCs/>
           <w:sz w:val="24"/>
@@ -2255,7 +2255,7 @@
         <w:spacing w:line="300" w:lineRule="exact"/>
         <w:ind w:rightChars="-38" w:right="-80"/>
         <w:rPr>
-          <w:rFonts w:ascii="游ゴシック" w:eastAsia="游ゴシック" w:hAnsi="游ゴシック"/>
+          <w:rFonts w:ascii="Yu Gothic" w:eastAsia="Yu Gothic" w:hAnsi="Yu Gothic"/>
           <w:sz w:val="24"/>
         </w:rPr>
       </w:pPr>
@@ -2306,7 +2306,7 @@
         <w:spacing w:line="420" w:lineRule="exact"/>
         <w:ind w:rightChars="-38" w:right="-80"/>
         <w:rPr>
-          <w:rFonts w:ascii="游ゴシック" w:eastAsia="游ゴシック" w:hAnsi="游ゴシック"/>
+          <w:rFonts w:ascii="Yu Gothic" w:eastAsia="Yu Gothic" w:hAnsi="Yu Gothic"/>
           <w:sz w:val="24"/>
         </w:rPr>
       </w:pPr>
@@ -2319,7 +2319,7 @@
         <w:spacing w:line="420" w:lineRule="exact"/>
         <w:ind w:rightChars="-38" w:right="-80"/>
         <w:rPr>
-          <w:rFonts w:ascii="游ゴシック" w:eastAsia="游ゴシック" w:hAnsi="游ゴシック"/>
+          <w:rFonts w:ascii="Yu Gothic" w:eastAsia="Yu Gothic" w:hAnsi="Yu Gothic"/>
           <w:b/>
           <w:bCs/>
           <w:sz w:val="24"/>
@@ -2327,7 +2327,7 @@
       </w:pPr>
       <w:r>
         <w:rPr>
-          <w:rFonts w:ascii="游ゴシック" w:eastAsia="游ゴシック" w:hAnsi="游ゴシック" w:hint="eastAsia"/>
+          <w:rFonts w:ascii="Yu Gothic" w:eastAsia="Yu Gothic" w:hAnsi="Yu Gothic" w:hint="eastAsia"/>
           <w:b/>
           <w:bCs/>
           <w:sz w:val="24"/>
@@ -2759,7 +2759,7 @@
         <w:spacing w:line="420" w:lineRule="exact"/>
         <w:ind w:rightChars="-38" w:right="-80"/>
         <w:rPr>
-          <w:rFonts w:ascii="游ゴシック" w:eastAsia="游ゴシック" w:hAnsi="游ゴシック"/>
+          <w:rFonts w:ascii="Yu Gothic" w:eastAsia="Yu Gothic" w:hAnsi="Yu Gothic"/>
           <w:sz w:val="24"/>
         </w:rPr>
       </w:pPr>
@@ -2810,7 +2810,7 @@
         <w:spacing w:line="420" w:lineRule="exact"/>
         <w:ind w:rightChars="-38" w:right="-80"/>
         <w:rPr>
-          <w:rFonts w:ascii="游ゴシック" w:eastAsia="游ゴシック" w:hAnsi="游ゴシック"/>
+          <w:rFonts w:ascii="Yu Gothic" w:eastAsia="Yu Gothic" w:hAnsi="Yu Gothic"/>
           <w:b/>
           <w:bCs/>
           <w:sz w:val="24"/>
@@ -2818,7 +2818,7 @@
       </w:pPr>
       <w:r>
         <w:rPr>
-          <w:rFonts w:ascii="游ゴシック" w:eastAsia="游ゴシック" w:hAnsi="游ゴシック" w:hint="eastAsia"/>
+          <w:rFonts w:ascii="Yu Gothic" w:eastAsia="Yu Gothic" w:hAnsi="Yu Gothic" w:hint="eastAsia"/>
           <w:b/>
           <w:bCs/>
           <w:sz w:val="24"/>
@@ -3123,7 +3123,7 @@
         <w:spacing w:line="360" w:lineRule="exact"/>
         <w:ind w:rightChars="-38" w:right="-80"/>
         <w:rPr>
-          <w:rFonts w:ascii="游ゴシック" w:eastAsia="游ゴシック" w:hAnsi="游ゴシック"/>
+          <w:rFonts w:ascii="Yu Gothic" w:eastAsia="Yu Gothic" w:hAnsi="Yu Gothic"/>
           <w:b/>
           <w:bCs/>
           <w:sz w:val="24"/>
@@ -3138,7 +3138,7 @@
         <w:spacing w:line="360" w:lineRule="exact"/>
         <w:ind w:rightChars="-38" w:right="-80"/>
         <w:rPr>
-          <w:rFonts w:ascii="游ゴシック" w:eastAsia="游ゴシック" w:hAnsi="游ゴシック"/>
+          <w:rFonts w:ascii="Yu Gothic" w:eastAsia="Yu Gothic" w:hAnsi="Yu Gothic"/>
           <w:b/>
           <w:bCs/>
           <w:sz w:val="24"/>
@@ -3146,7 +3146,7 @@
       </w:pPr>
       <w:r>
         <w:rPr>
-          <w:rFonts w:ascii="游ゴシック" w:eastAsia="游ゴシック" w:hAnsi="游ゴシック" w:hint="eastAsia"/>
+          <w:rFonts w:ascii="Yu Gothic" w:eastAsia="Yu Gothic" w:hAnsi="Yu Gothic" w:hint="eastAsia"/>
           <w:b/>
           <w:bCs/>
           <w:sz w:val="24"/>
@@ -3168,7 +3168,7 @@
       </w:pPr>
       <w:r>
         <w:rPr>
-          <w:rFonts w:ascii="游ゴシック" w:eastAsia="游ゴシック" w:hAnsi="游ゴシック" w:hint="eastAsia"/>
+          <w:rFonts w:ascii="Yu Gothic" w:eastAsia="Yu Gothic" w:hAnsi="Yu Gothic" w:hint="eastAsia"/>
           <w:sz w:val="24"/>
         </w:rPr>
         <w:t xml:space="preserve">　</w:t>
@@ -3325,7 +3325,7 @@
         <w:spacing w:line="360" w:lineRule="exact"/>
         <w:ind w:rightChars="-38" w:right="-80" w:firstLineChars="100" w:firstLine="240"/>
         <w:rPr>
-          <w:rFonts w:ascii="游ゴシック" w:eastAsia="游ゴシック" w:hAnsi="游ゴシック"/>
+          <w:rFonts w:ascii="Yu Gothic" w:eastAsia="Yu Gothic" w:hAnsi="Yu Gothic"/>
           <w:b/>
           <w:bCs/>
           <w:sz w:val="24"/>
@@ -3340,7 +3340,7 @@
         <w:spacing w:line="360" w:lineRule="exact"/>
         <w:ind w:rightChars="-38" w:right="-80"/>
         <w:rPr>
-          <w:rFonts w:ascii="游ゴシック" w:eastAsia="游ゴシック" w:hAnsi="游ゴシック"/>
+          <w:rFonts w:ascii="Yu Gothic" w:eastAsia="Yu Gothic" w:hAnsi="Yu Gothic"/>
           <w:b/>
           <w:bCs/>
           <w:sz w:val="24"/>
@@ -3348,7 +3348,7 @@
       </w:pPr>
       <w:r>
         <w:rPr>
-          <w:rFonts w:ascii="游ゴシック" w:eastAsia="游ゴシック" w:hAnsi="游ゴシック" w:hint="eastAsia"/>
+          <w:rFonts w:ascii="Yu Gothic" w:eastAsia="Yu Gothic" w:hAnsi="Yu Gothic" w:hint="eastAsia"/>
           <w:b/>
           <w:bCs/>
           <w:sz w:val="24"/>
@@ -3357,7 +3357,7 @@
       </w:r>
       <w:r>
         <w:rPr>
-          <w:rFonts w:ascii="游ゴシック" w:eastAsia="游ゴシック" w:hAnsi="游ゴシック" w:hint="eastAsia"/>
+          <w:rFonts w:ascii="Yu Gothic" w:eastAsia="Yu Gothic" w:hAnsi="Yu Gothic" w:hint="eastAsia"/>
           <w:b/>
           <w:bCs/>
           <w:sz w:val="24"/>
@@ -3367,7 +3367,7 @@
       <w:proofErr w:type="gramStart"/>
       <w:r>
         <w:rPr>
-          <w:rFonts w:ascii="游ゴシック" w:eastAsia="游ゴシック" w:hAnsi="游ゴシック" w:hint="eastAsia"/>
+          <w:rFonts w:ascii="Yu Gothic" w:eastAsia="Yu Gothic" w:hAnsi="Yu Gothic" w:hint="eastAsia"/>
           <w:b/>
           <w:bCs/>
           <w:sz w:val="24"/>
@@ -3377,7 +3377,7 @@
       <w:proofErr w:type="gramEnd"/>
       <w:r>
         <w:rPr>
-          <w:rFonts w:ascii="游ゴシック" w:eastAsia="游ゴシック" w:hAnsi="游ゴシック" w:hint="eastAsia"/>
+          <w:rFonts w:ascii="Yu Gothic" w:eastAsia="Yu Gothic" w:hAnsi="Yu Gothic" w:hint="eastAsia"/>
           <w:b/>
           <w:bCs/>
           <w:sz w:val="24"/>
@@ -3393,7 +3393,7 @@
         <w:spacing w:line="300" w:lineRule="exact"/>
         <w:ind w:rightChars="-38" w:right="-80" w:firstLineChars="100" w:firstLine="240"/>
         <w:rPr>
-          <w:rFonts w:ascii="游ゴシック" w:eastAsia="游ゴシック" w:hAnsi="游ゴシック"/>
+          <w:rFonts w:ascii="Yu Gothic" w:eastAsia="Yu Gothic" w:hAnsi="Yu Gothic"/>
           <w:b/>
           <w:bCs/>
           <w:sz w:val="24"/>
@@ -3737,7 +3737,7 @@
         <w:spacing w:line="360" w:lineRule="exact"/>
         <w:ind w:rightChars="-38" w:right="-80"/>
         <w:rPr>
-          <w:rFonts w:ascii="游ゴシック" w:eastAsia="游ゴシック" w:hAnsi="游ゴシック"/>
+          <w:rFonts w:ascii="Yu Gothic" w:eastAsia="Yu Gothic" w:hAnsi="Yu Gothic"/>
           <w:b/>
           <w:bCs/>
           <w:sz w:val="24"/>
@@ -3745,7 +3745,7 @@
       </w:pPr>
       <w:r>
         <w:rPr>
-          <w:rFonts w:ascii="游ゴシック" w:eastAsia="游ゴシック" w:hAnsi="游ゴシック" w:hint="eastAsia"/>
+          <w:rFonts w:ascii="Yu Gothic" w:eastAsia="Yu Gothic" w:hAnsi="Yu Gothic" w:hint="eastAsia"/>
           <w:b/>
           <w:bCs/>
           <w:sz w:val="24"/>
@@ -3767,7 +3767,7 @@
       </w:pPr>
       <w:r>
         <w:rPr>
-          <w:rFonts w:ascii="游ゴシック" w:eastAsia="游ゴシック" w:hAnsi="游ゴシック" w:hint="eastAsia"/>
+          <w:rFonts w:ascii="Yu Gothic" w:eastAsia="Yu Gothic" w:hAnsi="Yu Gothic" w:hint="eastAsia"/>
           <w:sz w:val="24"/>
         </w:rPr>
         <w:t xml:space="preserve">　　</w:t>
@@ -3989,7 +3989,7 @@
         </w:tabs>
         <w:ind w:rightChars="-38" w:right="-80" w:firstLineChars="100" w:firstLine="240"/>
         <w:rPr>
-          <w:rFonts w:ascii="游ゴシック" w:eastAsia="游ゴシック" w:hAnsi="游ゴシック"/>
+          <w:rFonts w:ascii="Yu Gothic" w:eastAsia="Yu Gothic" w:hAnsi="Yu Gothic"/>
           <w:b/>
           <w:bCs/>
           <w:sz w:val="24"/>
@@ -3997,7 +3997,7 @@
       </w:pPr>
       <w:r>
         <w:rPr>
-          <w:rFonts w:ascii="游ゴシック" w:eastAsia="游ゴシック" w:hAnsi="游ゴシック" w:hint="eastAsia"/>
+          <w:rFonts w:ascii="Yu Gothic" w:eastAsia="Yu Gothic" w:hAnsi="Yu Gothic" w:hint="eastAsia"/>
           <w:b/>
           <w:bCs/>
           <w:sz w:val="24"/>
@@ -4006,7 +4006,7 @@
       </w:r>
       <w:r>
         <w:rPr>
-          <w:rFonts w:ascii="游ゴシック" w:eastAsia="游ゴシック" w:hAnsi="游ゴシック" w:hint="eastAsia"/>
+          <w:rFonts w:ascii="Yu Gothic" w:eastAsia="Yu Gothic" w:hAnsi="Yu Gothic" w:hint="eastAsia"/>
           <w:b/>
           <w:bCs/>
           <w:sz w:val="24"/>
@@ -4015,7 +4015,7 @@
       </w:r>
       <w:r>
         <w:rPr>
-          <w:rFonts w:ascii="游ゴシック" w:eastAsia="游ゴシック" w:hAnsi="游ゴシック" w:hint="eastAsia"/>
+          <w:rFonts w:ascii="Yu Gothic" w:eastAsia="Yu Gothic" w:hAnsi="Yu Gothic" w:hint="eastAsia"/>
           <w:b/>
           <w:bCs/>
           <w:sz w:val="24"/>
@@ -4024,7 +4024,7 @@
       </w:r>
       <w:r>
         <w:rPr>
-          <w:rFonts w:ascii="游ゴシック" w:eastAsia="游ゴシック" w:hAnsi="游ゴシック" w:hint="eastAsia"/>
+          <w:rFonts w:ascii="Yu Gothic" w:eastAsia="Yu Gothic" w:hAnsi="Yu Gothic" w:hint="eastAsia"/>
           <w:b/>
           <w:bCs/>
           <w:sz w:val="24"/>
@@ -4033,7 +4033,7 @@
       </w:r>
       <w:r>
         <w:rPr>
-          <w:rFonts w:ascii="游ゴシック" w:eastAsia="游ゴシック" w:hAnsi="游ゴシック" w:hint="eastAsia"/>
+          <w:rFonts w:ascii="Yu Gothic" w:eastAsia="Yu Gothic" w:hAnsi="Yu Gothic" w:hint="eastAsia"/>
           <w:b/>
           <w:bCs/>
           <w:sz w:val="24"/>
@@ -4042,7 +4042,7 @@
       </w:r>
       <w:r>
         <w:rPr>
-          <w:rFonts w:ascii="游ゴシック" w:eastAsia="游ゴシック" w:hAnsi="游ゴシック" w:hint="eastAsia"/>
+          <w:rFonts w:ascii="Yu Gothic" w:eastAsia="Yu Gothic" w:hAnsi="Yu Gothic" w:hint="eastAsia"/>
           <w:b/>
           <w:bCs/>
           <w:sz w:val="24"/>
@@ -4283,7 +4283,7 @@
         <w:spacing w:line="300" w:lineRule="exact"/>
         <w:ind w:rightChars="-38" w:right="-80"/>
         <w:rPr>
-          <w:rFonts w:ascii="游ゴシック" w:eastAsia="游ゴシック" w:hAnsi="游ゴシック"/>
+          <w:rFonts w:ascii="Yu Gothic" w:eastAsia="Yu Gothic" w:hAnsi="Yu Gothic"/>
           <w:b/>
           <w:bCs/>
           <w:sz w:val="24"/>
@@ -4298,7 +4298,7 @@
         <w:spacing w:line="300" w:lineRule="exact"/>
         <w:ind w:rightChars="-38" w:right="-80"/>
         <w:rPr>
-          <w:rFonts w:ascii="游ゴシック" w:eastAsia="游ゴシック" w:hAnsi="游ゴシック"/>
+          <w:rFonts w:ascii="Yu Gothic" w:eastAsia="Yu Gothic" w:hAnsi="Yu Gothic"/>
           <w:b/>
           <w:bCs/>
           <w:sz w:val="24"/>
@@ -4306,7 +4306,7 @@
       </w:pPr>
       <w:r>
         <w:rPr>
-          <w:rFonts w:ascii="游ゴシック" w:eastAsia="游ゴシック" w:hAnsi="游ゴシック" w:hint="eastAsia"/>
+          <w:rFonts w:ascii="Yu Gothic" w:eastAsia="Yu Gothic" w:hAnsi="Yu Gothic" w:hint="eastAsia"/>
           <w:b/>
           <w:bCs/>
           <w:sz w:val="24"/>
@@ -4315,7 +4315,7 @@
       </w:r>
       <w:r>
         <w:rPr>
-          <w:rFonts w:ascii="游ゴシック" w:eastAsia="游ゴシック" w:hAnsi="游ゴシック" w:hint="eastAsia"/>
+          <w:rFonts w:ascii="Yu Gothic" w:eastAsia="Yu Gothic" w:hAnsi="Yu Gothic" w:hint="eastAsia"/>
           <w:b/>
           <w:bCs/>
           <w:sz w:val="24"/>
@@ -4324,7 +4324,7 @@
       </w:r>
       <w:r>
         <w:rPr>
-          <w:rFonts w:ascii="游ゴシック" w:eastAsia="游ゴシック" w:hAnsi="游ゴシック" w:hint="eastAsia"/>
+          <w:rFonts w:ascii="Yu Gothic" w:eastAsia="Yu Gothic" w:hAnsi="Yu Gothic" w:hint="eastAsia"/>
           <w:b/>
           <w:bCs/>
           <w:sz w:val="24"/>
@@ -4501,9 +4501,9 @@
         <w:tabs>
           <w:tab w:val="left" w:pos="0"/>
         </w:tabs>
-        <w:ind w:rightChars="-38" w:right="-80"/>
-        <w:rPr>
-          <w:rFonts w:ascii="游ゴシック" w:eastAsia="游ゴシック" w:hAnsi="游ゴシック"/>
+        <w:ind w:rightChars="-38" w:right="-80" w:firstLineChars="100" w:firstLine="240"/>
+        <w:rPr>
+          <w:rFonts w:ascii="Yu Gothic" w:eastAsia="Yu Gothic" w:hAnsi="Yu Gothic"/>
           <w:b/>
           <w:bCs/>
           <w:sz w:val="24"/>
@@ -4511,7 +4511,7 @@
       </w:pPr>
       <w:r>
         <w:rPr>
-          <w:rFonts w:ascii="游ゴシック" w:eastAsia="游ゴシック" w:hAnsi="游ゴシック" w:hint="eastAsia"/>
+          <w:rFonts w:ascii="Yu Gothic" w:eastAsia="Yu Gothic" w:hAnsi="Yu Gothic" w:hint="eastAsia"/>
           <w:b/>
           <w:bCs/>
           <w:sz w:val="24"/>
@@ -4672,7 +4672,7 @@
         </w:tabs>
         <w:ind w:rightChars="-38" w:right="-80"/>
         <w:rPr>
-          <w:rFonts w:ascii="游ゴシック" w:eastAsia="游ゴシック" w:hAnsi="游ゴシック"/>
+          <w:rFonts w:ascii="Yu Gothic" w:eastAsia="Yu Gothic" w:hAnsi="Yu Gothic"/>
           <w:b/>
           <w:bCs/>
           <w:sz w:val="24"/>
@@ -4680,7 +4680,7 @@
       </w:pPr>
       <w:r>
         <w:rPr>
-          <w:rFonts w:ascii="游ゴシック" w:eastAsia="游ゴシック" w:hAnsi="游ゴシック" w:hint="eastAsia"/>
+          <w:rFonts w:ascii="Yu Gothic" w:eastAsia="Yu Gothic" w:hAnsi="Yu Gothic" w:hint="eastAsia"/>
           <w:b/>
           <w:bCs/>
           <w:sz w:val="24"/>
@@ -4960,7 +4960,7 @@
         </w:tabs>
         <w:ind w:rightChars="-38" w:right="-80"/>
         <w:rPr>
-          <w:rFonts w:ascii="游ゴシック" w:eastAsia="游ゴシック" w:hAnsi="游ゴシック"/>
+          <w:rFonts w:ascii="Yu Gothic" w:eastAsia="Yu Gothic" w:hAnsi="Yu Gothic"/>
           <w:b/>
           <w:bCs/>
           <w:sz w:val="24"/>
@@ -4968,7 +4968,7 @@
       </w:pPr>
       <w:r>
         <w:rPr>
-          <w:rFonts w:ascii="游ゴシック" w:eastAsia="游ゴシック" w:hAnsi="游ゴシック" w:hint="eastAsia"/>
+          <w:rFonts w:ascii="Yu Gothic" w:eastAsia="Yu Gothic" w:hAnsi="Yu Gothic" w:hint="eastAsia"/>
           <w:b/>
           <w:bCs/>
           <w:sz w:val="24"/>
@@ -4977,7 +4977,7 @@
       </w:r>
       <w:r>
         <w:rPr>
-          <w:rFonts w:ascii="游ゴシック" w:eastAsia="游ゴシック" w:hAnsi="游ゴシック" w:hint="eastAsia"/>
+          <w:rFonts w:ascii="Yu Gothic" w:eastAsia="Yu Gothic" w:hAnsi="Yu Gothic" w:hint="eastAsia"/>
           <w:b/>
           <w:bCs/>
           <w:sz w:val="24"/>
@@ -4986,7 +4986,7 @@
       </w:r>
       <w:r>
         <w:rPr>
-          <w:rFonts w:ascii="游ゴシック" w:eastAsia="游ゴシック" w:hAnsi="游ゴシック" w:hint="eastAsia"/>
+          <w:rFonts w:ascii="Yu Gothic" w:eastAsia="Yu Gothic" w:hAnsi="Yu Gothic" w:hint="eastAsia"/>
           <w:b/>
           <w:bCs/>
           <w:sz w:val="24"/>
@@ -4995,7 +4995,7 @@
       </w:r>
       <w:r>
         <w:rPr>
-          <w:rFonts w:ascii="游ゴシック" w:eastAsia="游ゴシック" w:hAnsi="游ゴシック" w:hint="eastAsia"/>
+          <w:rFonts w:ascii="Yu Gothic" w:eastAsia="Yu Gothic" w:hAnsi="Yu Gothic" w:hint="eastAsia"/>
           <w:b/>
           <w:bCs/>
           <w:sz w:val="24"/>
@@ -5004,7 +5004,7 @@
       </w:r>
       <w:r>
         <w:rPr>
-          <w:rFonts w:ascii="游ゴシック" w:eastAsia="游ゴシック" w:hAnsi="游ゴシック" w:hint="eastAsia"/>
+          <w:rFonts w:ascii="Yu Gothic" w:eastAsia="Yu Gothic" w:hAnsi="Yu Gothic" w:hint="eastAsia"/>
           <w:b/>
           <w:bCs/>
           <w:sz w:val="24"/>
@@ -5338,7 +5338,7 @@
 </file>
 
 <file path=word/endnotes.xml><?xml version="1.0" encoding="utf-8"?>
-<w:endnotes xmlns:wpc="http://schemas.microsoft.com/office/word/2010/wordprocessingCanvas" xmlns:cx="http://schemas.microsoft.com/office/drawing/2014/chartex" xmlns:cx1="http://schemas.microsoft.com/office/drawing/2015/9/8/chartex" xmlns:cx2="http://schemas.microsoft.com/office/drawing/2015/10/21/chartex" xmlns:cx3="http://schemas.microsoft.com/office/drawing/2016/5/9/chartex" xmlns:cx4="http://schemas.microsoft.com/office/drawing/2016/5/10/chartex" xmlns:cx5="http://schemas.microsoft.com/office/drawing/2016/5/11/chartex" xmlns:cx6="http://schemas.microsoft.com/office/drawing/2016/5/12/chartex" xmlns:cx7="http://schemas.microsoft.com/office/drawing/2016/5/13/chartex" xmlns:cx8="http://schemas.microsoft.com/office/drawing/2016/5/14/chartex" xmlns:mc="http://schemas.openxmlformats.org/markup-compatibility/2006" xmlns:aink="http://schemas.microsoft.com/office/drawing/2016/ink" xmlns:am3d="http://schemas.microsoft.com/office/drawing/2017/model3d" xmlns:o="urn:schemas-microsoft-com:office:office" xmlns:oel="http://schemas.microsoft.com/office/2019/extlst" xmlns:r="http://schemas.openxmlformats.org/officeDocument/2006/relationships" xmlns:m="http://schemas.openxmlformats.org/officeDocument/2006/math" xmlns:v="urn:schemas-microsoft-com:vml" xmlns:wp14="http://schemas.microsoft.com/office/word/2010/wordprocessingDrawing" xmlns:wp="http://schemas.openxmlformats.org/drawingml/2006/wordprocessingDrawing" xmlns:w10="urn:schemas-microsoft-com:office:word" xmlns:w="http://schemas.openxmlformats.org/wordprocessingml/2006/main" xmlns:w14="http://schemas.microsoft.com/office/word/2010/wordml" xmlns:w15="http://schemas.microsoft.com/office/word/2012/wordml" xmlns:w16cex="http://schemas.microsoft.com/office/word/2018/wordml/cex" xmlns:w16cid="http://schemas.microsoft.com/office/word/2016/wordml/cid" xmlns:w16="http://schemas.microsoft.com/office/word/2018/wordml" xmlns:w16sdtdh="http://schemas.microsoft.com/office/word/2020/wordml/sdtdatahash" xmlns:w16se="http://schemas.microsoft.com/office/word/2015/wordml/symex" xmlns:wpg="http://schemas.microsoft.com/office/word/2010/wordprocessingGroup" xmlns:wpi="http://schemas.microsoft.com/office/word/2010/wordprocessingInk" xmlns:wne="http://schemas.microsoft.com/office/word/2006/wordml" xmlns:wps="http://schemas.microsoft.com/office/word/2010/wordprocessingShape" mc:Ignorable="w14 w15 w16se w16cid w16 w16cex w16sdtdh wp14">
+<w:endnotes xmlns:wpc="http://schemas.microsoft.com/office/word/2010/wordprocessingCanvas" xmlns:cx="http://schemas.microsoft.com/office/drawing/2014/chartex" xmlns:cx1="http://schemas.microsoft.com/office/drawing/2015/9/8/chartex" xmlns:cx2="http://schemas.microsoft.com/office/drawing/2015/10/21/chartex" xmlns:cx3="http://schemas.microsoft.com/office/drawing/2016/5/9/chartex" xmlns:cx4="http://schemas.microsoft.com/office/drawing/2016/5/10/chartex" xmlns:cx5="http://schemas.microsoft.com/office/drawing/2016/5/11/chartex" xmlns:cx6="http://schemas.microsoft.com/office/drawing/2016/5/12/chartex" xmlns:cx7="http://schemas.microsoft.com/office/drawing/2016/5/13/chartex" xmlns:cx8="http://schemas.microsoft.com/office/drawing/2016/5/14/chartex" xmlns:mc="http://schemas.openxmlformats.org/markup-compatibility/2006" xmlns:aink="http://schemas.microsoft.com/office/drawing/2016/ink" xmlns:am3d="http://schemas.microsoft.com/office/drawing/2017/model3d" xmlns:o="urn:schemas-microsoft-com:office:office" xmlns:oel="http://schemas.microsoft.com/office/2019/extlst" xmlns:r="http://schemas.openxmlformats.org/officeDocument/2006/relationships" xmlns:m="http://schemas.openxmlformats.org/officeDocument/2006/math" xmlns:v="urn:schemas-microsoft-com:vml" xmlns:wp14="http://schemas.microsoft.com/office/word/2010/wordprocessingDrawing" xmlns:wp="http://schemas.openxmlformats.org/drawingml/2006/wordprocessingDrawing" xmlns:w10="urn:schemas-microsoft-com:office:word" xmlns:w="http://schemas.openxmlformats.org/wordprocessingml/2006/main" xmlns:w14="http://schemas.microsoft.com/office/word/2010/wordml" xmlns:w15="http://schemas.microsoft.com/office/word/2012/wordml" xmlns:w16cex="http://schemas.microsoft.com/office/word/2018/wordml/cex" xmlns:w16cid="http://schemas.microsoft.com/office/word/2016/wordml/cid" xmlns:w16="http://schemas.microsoft.com/office/word/2018/wordml" xmlns:w16du="http://schemas.microsoft.com/office/word/2023/wordml/word16du" xmlns:w16sdtdh="http://schemas.microsoft.com/office/word/2020/wordml/sdtdatahash" xmlns:w16sdtfl="http://schemas.microsoft.com/office/word/2024/wordml/sdtformatlock" xmlns:w16se="http://schemas.microsoft.com/office/word/2015/wordml/symex" xmlns:wpg="http://schemas.microsoft.com/office/word/2010/wordprocessingGroup" xmlns:wpi="http://schemas.microsoft.com/office/word/2010/wordprocessingInk" xmlns:wne="http://schemas.microsoft.com/office/word/2006/wordml" xmlns:wps="http://schemas.microsoft.com/office/word/2010/wordprocessingShape" mc:Ignorable="w14 w15 w16se w16cid w16 w16cex w16sdtdh w16sdtfl w16du wp14">
   <w:endnote w:type="separator" w:id="-1">
     <w:p>
       <w:r>
@@ -5357,7 +5357,7 @@
 </file>
 
 <file path=word/footnotes.xml><?xml version="1.0" encoding="utf-8"?>
-<w:footnotes xmlns:wpc="http://schemas.microsoft.com/office/word/2010/wordprocessingCanvas" xmlns:cx="http://schemas.microsoft.com/office/drawing/2014/chartex" xmlns:cx1="http://schemas.microsoft.com/office/drawing/2015/9/8/chartex" xmlns:cx2="http://schemas.microsoft.com/office/drawing/2015/10/21/chartex" xmlns:cx3="http://schemas.microsoft.com/office/drawing/2016/5/9/chartex" xmlns:cx4="http://schemas.microsoft.com/office/drawing/2016/5/10/chartex" xmlns:cx5="http://schemas.microsoft.com/office/drawing/2016/5/11/chartex" xmlns:cx6="http://schemas.microsoft.com/office/drawing/2016/5/12/chartex" xmlns:cx7="http://schemas.microsoft.com/office/drawing/2016/5/13/chartex" xmlns:cx8="http://schemas.microsoft.com/office/drawing/2016/5/14/chartex" xmlns:mc="http://schemas.openxmlformats.org/markup-compatibility/2006" xmlns:aink="http://schemas.microsoft.com/office/drawing/2016/ink" xmlns:am3d="http://schemas.microsoft.com/office/drawing/2017/model3d" xmlns:o="urn:schemas-microsoft-com:office:office" xmlns:oel="http://schemas.microsoft.com/office/2019/extlst" xmlns:r="http://schemas.openxmlformats.org/officeDocument/2006/relationships" xmlns:m="http://schemas.openxmlformats.org/officeDocument/2006/math" xmlns:v="urn:schemas-microsoft-com:vml" xmlns:wp14="http://schemas.microsoft.com/office/word/2010/wordprocessingDrawing" xmlns:wp="http://schemas.openxmlformats.org/drawingml/2006/wordprocessingDrawing" xmlns:w10="urn:schemas-microsoft-com:office:word" xmlns:w="http://schemas.openxmlformats.org/wordprocessingml/2006/main" xmlns:w14="http://schemas.microsoft.com/office/word/2010/wordml" xmlns:w15="http://schemas.microsoft.com/office/word/2012/wordml" xmlns:w16cex="http://schemas.microsoft.com/office/word/2018/wordml/cex" xmlns:w16cid="http://schemas.microsoft.com/office/word/2016/wordml/cid" xmlns:w16="http://schemas.microsoft.com/office/word/2018/wordml" xmlns:w16sdtdh="http://schemas.microsoft.com/office/word/2020/wordml/sdtdatahash" xmlns:w16se="http://schemas.microsoft.com/office/word/2015/wordml/symex" xmlns:wpg="http://schemas.microsoft.com/office/word/2010/wordprocessingGroup" xmlns:wpi="http://schemas.microsoft.com/office/word/2010/wordprocessingInk" xmlns:wne="http://schemas.microsoft.com/office/word/2006/wordml" xmlns:wps="http://schemas.microsoft.com/office/word/2010/wordprocessingShape" mc:Ignorable="w14 w15 w16se w16cid w16 w16cex w16sdtdh wp14">
+<w:footnotes xmlns:wpc="http://schemas.microsoft.com/office/word/2010/wordprocessingCanvas" xmlns:cx="http://schemas.microsoft.com/office/drawing/2014/chartex" xmlns:cx1="http://schemas.microsoft.com/office/drawing/2015/9/8/chartex" xmlns:cx2="http://schemas.microsoft.com/office/drawing/2015/10/21/chartex" xmlns:cx3="http://schemas.microsoft.com/office/drawing/2016/5/9/chartex" xmlns:cx4="http://schemas.microsoft.com/office/drawing/2016/5/10/chartex" xmlns:cx5="http://schemas.microsoft.com/office/drawing/2016/5/11/chartex" xmlns:cx6="http://schemas.microsoft.com/office/drawing/2016/5/12/chartex" xmlns:cx7="http://schemas.microsoft.com/office/drawing/2016/5/13/chartex" xmlns:cx8="http://schemas.microsoft.com/office/drawing/2016/5/14/chartex" xmlns:mc="http://schemas.openxmlformats.org/markup-compatibility/2006" xmlns:aink="http://schemas.microsoft.com/office/drawing/2016/ink" xmlns:am3d="http://schemas.microsoft.com/office/drawing/2017/model3d" xmlns:o="urn:schemas-microsoft-com:office:office" xmlns:oel="http://schemas.microsoft.com/office/2019/extlst" xmlns:r="http://schemas.openxmlformats.org/officeDocument/2006/relationships" xmlns:m="http://schemas.openxmlformats.org/officeDocument/2006/math" xmlns:v="urn:schemas-microsoft-com:vml" xmlns:wp14="http://schemas.microsoft.com/office/word/2010/wordprocessingDrawing" xmlns:wp="http://schemas.openxmlformats.org/drawingml/2006/wordprocessingDrawing" xmlns:w10="urn:schemas-microsoft-com:office:word" xmlns:w="http://schemas.openxmlformats.org/wordprocessingml/2006/main" xmlns:w14="http://schemas.microsoft.com/office/word/2010/wordml" xmlns:w15="http://schemas.microsoft.com/office/word/2012/wordml" xmlns:w16cex="http://schemas.microsoft.com/office/word/2018/wordml/cex" xmlns:w16cid="http://schemas.microsoft.com/office/word/2016/wordml/cid" xmlns:w16="http://schemas.microsoft.com/office/word/2018/wordml" xmlns:w16du="http://schemas.microsoft.com/office/word/2023/wordml/word16du" xmlns:w16sdtdh="http://schemas.microsoft.com/office/word/2020/wordml/sdtdatahash" xmlns:w16sdtfl="http://schemas.microsoft.com/office/word/2024/wordml/sdtformatlock" xmlns:w16se="http://schemas.microsoft.com/office/word/2015/wordml/symex" xmlns:wpg="http://schemas.microsoft.com/office/word/2010/wordprocessingGroup" xmlns:wpi="http://schemas.microsoft.com/office/word/2010/wordprocessingInk" xmlns:wne="http://schemas.microsoft.com/office/word/2006/wordml" xmlns:wps="http://schemas.microsoft.com/office/word/2010/wordprocessingShape" mc:Ignorable="w14 w15 w16se w16cid w16 w16cex w16sdtdh w16sdtfl w16du wp14">
   <w:footnote w:type="separator" w:id="-1">
     <w:p>
       <w:r>
@@ -5376,7 +5376,7 @@
 </file>
 
 <file path=word/styles.xml><?xml version="1.0" encoding="utf-8"?>
-<w:styles xmlns:mc="http://schemas.openxmlformats.org/markup-compatibility/2006" xmlns:r="http://schemas.openxmlformats.org/officeDocument/2006/relationships" xmlns:w="http://schemas.openxmlformats.org/wordprocessingml/2006/main" xmlns:w14="http://schemas.microsoft.com/office/word/2010/wordml" xmlns:w15="http://schemas.microsoft.com/office/word/2012/wordml" xmlns:w16cex="http://schemas.microsoft.com/office/word/2018/wordml/cex" xmlns:w16cid="http://schemas.microsoft.com/office/word/2016/wordml/cid" xmlns:w16="http://schemas.microsoft.com/office/word/2018/wordml" xmlns:w16sdtdh="http://schemas.microsoft.com/office/word/2020/wordml/sdtdatahash" xmlns:w16se="http://schemas.microsoft.com/office/word/2015/wordml/symex" mc:Ignorable="w14 w15 w16se w16cid w16 w16cex w16sdtdh">
+<w:styles xmlns:mc="http://schemas.openxmlformats.org/markup-compatibility/2006" xmlns:r="http://schemas.openxmlformats.org/officeDocument/2006/relationships" xmlns:w="http://schemas.openxmlformats.org/wordprocessingml/2006/main" xmlns:w14="http://schemas.microsoft.com/office/word/2010/wordml" xmlns:w15="http://schemas.microsoft.com/office/word/2012/wordml" xmlns:w16cex="http://schemas.microsoft.com/office/word/2018/wordml/cex" xmlns:w16cid="http://schemas.microsoft.com/office/word/2016/wordml/cid" xmlns:w16="http://schemas.microsoft.com/office/word/2018/wordml" xmlns:w16du="http://schemas.microsoft.com/office/word/2023/wordml/word16du" xmlns:w16sdtdh="http://schemas.microsoft.com/office/word/2020/wordml/sdtdatahash" xmlns:w16sdtfl="http://schemas.microsoft.com/office/word/2024/wordml/sdtformatlock" xmlns:w16se="http://schemas.microsoft.com/office/word/2015/wordml/symex" mc:Ignorable="w14 w15 w16se w16cid w16 w16cex w16sdtdh w16sdtfl w16du">
   <w:docDefaults>
     <w:rPrDefault>
       <w:rPr>
